--- a/Received/two/2, Nepali.docx
+++ b/Received/two/2, Nepali.docx
@@ -4595,7 +4595,25 @@
           <w:sz w:val="36"/>
           <w:szCs w:val="36"/>
         </w:rPr>
-        <w:t>ladfg</w:t>
+        <w:t>l</w:t>
+      </w:r>
+      <w:r>
+        <w:rPr>
+          <w:rFonts w:ascii="Preeti" w:hAnsi="Preeti"/>
+          <w:bCs/>
+          <w:sz w:val="36"/>
+          <w:szCs w:val="36"/>
+        </w:rPr>
+        <w:t>j</w:t>
+      </w:r>
+      <w:r>
+        <w:rPr>
+          <w:rFonts w:ascii="Preeti" w:hAnsi="Preeti"/>
+          <w:bCs/>
+          <w:sz w:val="36"/>
+          <w:szCs w:val="36"/>
+        </w:rPr>
+        <w:t>dfg</w:t>
       </w:r>
       <w:proofErr w:type="spellEnd"/>
       <w:r>
@@ -4720,19 +4738,17 @@
           <w:sz w:val="36"/>
           <w:szCs w:val="36"/>
         </w:rPr>
-        <w:t xml:space="preserve">u_ </w:t>
-      </w:r>
-      <w:proofErr w:type="spellStart"/>
-      <w:r>
-        <w:rPr>
-          <w:rFonts w:ascii="Preeti" w:hAnsi="Preeti"/>
-          <w:bCs/>
-          <w:sz w:val="36"/>
-          <w:szCs w:val="36"/>
-        </w:rPr>
-        <w:t>lj</w:t>
-      </w:r>
-      <w:proofErr w:type="spellEnd"/>
+        <w:t>u_ l</w:t>
+      </w:r>
+      <w:r>
+        <w:rPr>
+          <w:rFonts w:ascii="Preeti" w:hAnsi="Preeti"/>
+          <w:bCs/>
+          <w:sz w:val="36"/>
+          <w:szCs w:val="36"/>
+        </w:rPr>
+        <w:t>a</w:t>
+      </w:r>
       <w:r>
         <w:rPr>
           <w:rFonts w:ascii="Preeti" w:hAnsi="Preeti"/>
@@ -7783,6 +7799,24 @@
         <w:t>Vg'xf</w:t>
       </w:r>
       <w:proofErr w:type="spellEnd"/>
+      <w:r>
+        <w:rPr>
+          <w:rFonts w:ascii="Preeti" w:hAnsi="Preeti"/>
+          <w:b/>
+          <w:sz w:val="36"/>
+          <w:szCs w:val="36"/>
+        </w:rPr>
+        <w:t>];</w:t>
+      </w:r>
+      <w:r>
+        <w:rPr>
+          <w:rFonts w:ascii="Preeti" w:hAnsi="Preeti"/>
+          <w:b/>
+          <w:sz w:val="36"/>
+          <w:szCs w:val="36"/>
+        </w:rPr>
+        <w:t>\</w:t>
+      </w:r>
       <w:proofErr w:type="gramEnd"/>
       <w:r>
         <w:rPr>
@@ -7791,27 +7825,7 @@
           <w:sz w:val="36"/>
           <w:szCs w:val="36"/>
         </w:rPr>
-        <w:t>]</w:t>
-      </w:r>
-      <w:proofErr w:type="gramStart"/>
-      <w:r>
-        <w:rPr>
-          <w:rFonts w:ascii="Preeti" w:hAnsi="Preeti"/>
-          <w:b/>
-          <w:sz w:val="36"/>
-          <w:szCs w:val="36"/>
-        </w:rPr>
-        <w:t>; .</w:t>
-      </w:r>
-      <w:proofErr w:type="gramEnd"/>
-      <w:r>
-        <w:rPr>
-          <w:rFonts w:ascii="Preeti" w:hAnsi="Preeti"/>
-          <w:b/>
-          <w:sz w:val="36"/>
-          <w:szCs w:val="36"/>
-        </w:rPr>
-        <w:t xml:space="preserve"> </w:t>
+        <w:t xml:space="preserve"> . </w:t>
       </w:r>
       <w:r>
         <w:rPr>
@@ -8188,17 +8202,17 @@
           <w:sz w:val="36"/>
           <w:szCs w:val="36"/>
         </w:rPr>
-        <w:t>!!_ k</w:t>
-      </w:r>
-      <w:proofErr w:type="spellStart"/>
-      <w:r>
-        <w:rPr>
-          <w:rFonts w:ascii="Preeti" w:hAnsi="Preeti"/>
-          <w:b/>
-          <w:sz w:val="36"/>
-          <w:szCs w:val="36"/>
-        </w:rPr>
-        <w:t>|Zgsf</w:t>
+        <w:t xml:space="preserve">!!_ </w:t>
+      </w:r>
+      <w:proofErr w:type="spellStart"/>
+      <w:r>
+        <w:rPr>
+          <w:rFonts w:ascii="Preeti" w:hAnsi="Preeti"/>
+          <w:b/>
+          <w:sz w:val="36"/>
+          <w:szCs w:val="36"/>
+        </w:rPr>
+        <w:t>k|Zgsf</w:t>
       </w:r>
       <w:proofErr w:type="spellEnd"/>
       <w:r>
@@ -8983,17 +8997,17 @@
           <w:sz w:val="36"/>
           <w:szCs w:val="36"/>
         </w:rPr>
-        <w:t>_ x</w:t>
-      </w:r>
-      <w:proofErr w:type="spellStart"/>
-      <w:r>
-        <w:rPr>
-          <w:rFonts w:ascii="Preeti" w:hAnsi="Preeti"/>
-          <w:b/>
-          <w:sz w:val="36"/>
-          <w:szCs w:val="36"/>
-        </w:rPr>
-        <w:t>fd|f</w:t>
+        <w:t xml:space="preserve">_ </w:t>
+      </w:r>
+      <w:proofErr w:type="spellStart"/>
+      <w:r>
+        <w:rPr>
+          <w:rFonts w:ascii="Preeti" w:hAnsi="Preeti"/>
+          <w:b/>
+          <w:sz w:val="36"/>
+          <w:szCs w:val="36"/>
+        </w:rPr>
+        <w:t>xfd|f</w:t>
       </w:r>
       <w:proofErr w:type="spellEnd"/>
       <w:r>
